--- a/Visão GELO.docx
+++ b/Visão GELO.docx
@@ -1211,7 +1211,7 @@
         <w:pStyle w:val="Heading1"/>
         <w:numPr>
           <w:ilvl w:val="0"/>
-          <w:numId w:val="2"/>
+          <w:numId w:val="1"/>
         </w:numPr>
         <w:spacing w:before="0" w:after="360"/>
         <w:rPr>
@@ -1234,7 +1234,7 @@
         <w:pStyle w:val="Heading2"/>
         <w:numPr>
           <w:ilvl w:val="1"/>
-          <w:numId w:val="3"/>
+          <w:numId w:val="2"/>
         </w:numPr>
         <w:rPr/>
       </w:pPr>
@@ -1300,7 +1300,7 @@
         <w:pStyle w:val="Heading2"/>
         <w:numPr>
           <w:ilvl w:val="1"/>
-          <w:numId w:val="3"/>
+          <w:numId w:val="2"/>
         </w:numPr>
         <w:rPr/>
       </w:pPr>
@@ -1369,7 +1369,7 @@
         <w:pStyle w:val="Heading2"/>
         <w:numPr>
           <w:ilvl w:val="1"/>
-          <w:numId w:val="3"/>
+          <w:numId w:val="2"/>
         </w:numPr>
         <w:rPr/>
       </w:pPr>
@@ -1389,7 +1389,7 @@
       </w:pPr>
       <w:r>
         <w:rPr/>
-        <w:t>Orçamento: Documento que formaliza os serviços a serem executados, as peças necessárias e os valores, acompanhando todo o ciclo de vida do atendimento. Gerencia o fluxo de trabalho por meio dos seguintes estados:</w:t>
+        <w:t>Análise: uma resenha feita por um usuário do site sobre um livro. A análise é composta por:</w:t>
       </w:r>
     </w:p>
     <w:p>
@@ -1397,15 +1397,15 @@
         <w:pStyle w:val="Normal"/>
         <w:numPr>
           <w:ilvl w:val="0"/>
-          <w:numId w:val="1"/>
+          <w:numId w:val="6"/>
         </w:numPr>
-        <w:spacing w:before="240" w:after="0"/>
+        <w:spacing w:lineRule="auto" w:line="240" w:before="240" w:after="240"/>
         <w:jc w:val="left"/>
         <w:rPr/>
       </w:pPr>
       <w:r>
         <w:rPr/>
-        <w:t>Pendente: Proposta criada aguardando aprovação do cliente;</w:t>
+        <w:t>Uma classificação geral de 1 a 5;</w:t>
       </w:r>
     </w:p>
     <w:p>
@@ -1413,55 +1413,15 @@
         <w:pStyle w:val="Normal"/>
         <w:numPr>
           <w:ilvl w:val="0"/>
-          <w:numId w:val="1"/>
+          <w:numId w:val="6"/>
         </w:numPr>
+        <w:spacing w:lineRule="auto" w:line="240" w:before="240" w:after="240"/>
         <w:jc w:val="left"/>
         <w:rPr/>
       </w:pPr>
       <w:r>
         <w:rPr/>
-        <w:t>Aceito: Proposta aprovada pelo cliente, autorizando a realização dos serviços;</w:t>
-      </w:r>
-    </w:p>
-    <w:p>
-      <w:pPr>
-        <w:pStyle w:val="Normal"/>
-        <w:numPr>
-          <w:ilvl w:val="0"/>
-          <w:numId w:val="1"/>
-        </w:numPr>
-        <w:jc w:val="left"/>
-        <w:rPr/>
-      </w:pPr>
-      <w:r>
-        <w:rPr/>
-        <w:t>Rejeitado: Proposta recusada pelo cliente, cancelando o atendimento;</w:t>
-      </w:r>
-    </w:p>
-    <w:p>
-      <w:pPr>
-        <w:pStyle w:val="Normal"/>
-        <w:numPr>
-          <w:ilvl w:val="0"/>
-          <w:numId w:val="1"/>
-        </w:numPr>
-        <w:spacing w:before="0" w:after="240"/>
-        <w:jc w:val="left"/>
-        <w:rPr/>
-      </w:pPr>
-      <w:r>
-        <w:rPr/>
-        <w:t>Finalizado: Serviços concluídos e peças aplicadas pela oficina.</w:t>
-      </w:r>
-    </w:p>
-    <w:p>
-      <w:pPr>
-        <w:pStyle w:val="Normal"/>
-        <w:jc w:val="left"/>
-        <w:rPr/>
-      </w:pPr>
-      <w:r>
-        <w:rPr/>
+        <w:t>Um texto, de até 350 caracteres, da opinião do usuário sobre o livro.</w:t>
       </w:r>
     </w:p>
     <w:p>
@@ -1469,7 +1429,7 @@
         <w:pStyle w:val="Heading2"/>
         <w:numPr>
           <w:ilvl w:val="1"/>
-          <w:numId w:val="3"/>
+          <w:numId w:val="2"/>
         </w:numPr>
         <w:rPr/>
       </w:pPr>
@@ -1510,7 +1470,7 @@
         <w:pStyle w:val="Heading1"/>
         <w:numPr>
           <w:ilvl w:val="0"/>
-          <w:numId w:val="2"/>
+          <w:numId w:val="1"/>
         </w:numPr>
         <w:rPr/>
       </w:pPr>
@@ -1519,26 +1479,6 @@
       <w:r>
         <w:rPr/>
         <w:t>Problema</w:t>
-      </w:r>
-    </w:p>
-    <w:p>
-      <w:pPr>
-        <w:pStyle w:val="Normal"/>
-        <w:jc w:val="left"/>
-        <w:rPr/>
-      </w:pPr>
-      <w:r>
-        <w:rPr/>
-        <w:t>O objetivo do sistema é fornecer os recursos necessários para a gestão dessas oficinas, permitindo o cadastro de clientes, veículos, serviços ou estoque de peças,além da geração e cálculo de orçamentos de serviços. Dessa forma, é possível gerenciar cada setor do estabelecimento.</w:t>
-      </w:r>
-    </w:p>
-    <w:p>
-      <w:pPr>
-        <w:pStyle w:val="Normal"/>
-        <w:rPr/>
-      </w:pPr>
-      <w:r>
-        <w:rPr/>
       </w:r>
     </w:p>
     <w:tbl>
@@ -1680,7 +1620,9 @@
         </w:tc>
       </w:tr>
       <w:tr>
-        <w:trPr/>
+        <w:trPr>
+          <w:trHeight w:val="2925" w:hRule="atLeast"/>
+        </w:trPr>
         <w:tc>
           <w:tcPr>
             <w:tcW w:w="3652" w:type="dxa"/>
@@ -1699,7 +1641,7 @@
             </w:pPr>
             <w:r>
               <w:rPr/>
-              <w:t xml:space="preserve">Gerenciamento de clientes, veiculos, estoque e  orçamento sendo feitos no papel </w:t>
+              <w:t>Dificuldade de encontrar, em um único lugar, informações sobre um livro de interesse junto de opiniões de outros leitores e links de compra.</w:t>
             </w:r>
           </w:p>
           <w:p>
@@ -1730,18 +1672,15 @@
             </w:pPr>
             <w:r>
               <w:rPr/>
-              <w:t>1. Administrador.</w:t>
-            </w:r>
-          </w:p>
-          <w:p>
-            <w:pPr>
-              <w:pStyle w:val="Normal"/>
-              <w:jc w:val="left"/>
-              <w:rPr/>
-            </w:pPr>
-            <w:r>
-              <w:rPr/>
-              <w:t>2.Mecânico.</w:t>
+              <w:t xml:space="preserve">1. </w:t>
+            </w:r>
+            <w:r>
+              <w:rPr/>
+              <w:t>Leitores</w:t>
+            </w:r>
+            <w:r>
+              <w:rPr/>
+              <w:t>.</w:t>
             </w:r>
           </w:p>
         </w:tc>
@@ -1771,14 +1710,30 @@
               <w:pStyle w:val="Normal"/>
               <w:numPr>
                 <w:ilvl w:val="0"/>
-                <w:numId w:val="6"/>
+                <w:numId w:val="5"/>
               </w:numPr>
               <w:jc w:val="left"/>
               <w:rPr/>
             </w:pPr>
             <w:r>
               <w:rPr/>
-              <w:t>Dificuldade e perda de tempo para consultar manutenções anteriores do veículo;</w:t>
+              <w:t xml:space="preserve">Dificuldade e perda de tempo para </w:t>
+            </w:r>
+            <w:r>
+              <w:rPr/>
+              <w:t>buscar e</w:t>
+            </w:r>
+            <w:r>
+              <w:rPr/>
+              <w:t xml:space="preserve"> consultar </w:t>
+            </w:r>
+            <w:r>
+              <w:rPr/>
+              <w:t>informações sobre livros de interesse</w:t>
+            </w:r>
+            <w:r>
+              <w:rPr/>
+              <w:t>;</w:t>
             </w:r>
           </w:p>
           <w:p>
@@ -1798,14 +1753,18 @@
               <w:pStyle w:val="Normal"/>
               <w:numPr>
                 <w:ilvl w:val="0"/>
-                <w:numId w:val="6"/>
+                <w:numId w:val="5"/>
               </w:numPr>
               <w:jc w:val="left"/>
               <w:rPr/>
             </w:pPr>
             <w:r>
               <w:rPr/>
-              <w:t>Perda frequente de informações cadastrais de clientes e veículos;</w:t>
+              <w:t>Insegurança para achar links confiáveis de compra</w:t>
+            </w:r>
+            <w:r>
+              <w:rPr/>
+              <w:t>;</w:t>
             </w:r>
           </w:p>
           <w:p>
@@ -1825,40 +1784,22 @@
               <w:pStyle w:val="Normal"/>
               <w:numPr>
                 <w:ilvl w:val="0"/>
-                <w:numId w:val="6"/>
+                <w:numId w:val="5"/>
               </w:numPr>
               <w:jc w:val="left"/>
               <w:rPr/>
             </w:pPr>
             <w:r>
               <w:rPr/>
-              <w:t>Falta de controle sobre a disponibilidade de peças em estoque, gerando a compra desnecessária de peças.</w:t>
-            </w:r>
-          </w:p>
-          <w:p>
-            <w:pPr>
-              <w:pStyle w:val="Normal"/>
-              <w:ind w:left="360"/>
-              <w:jc w:val="left"/>
-              <w:rPr/>
-            </w:pPr>
-            <w:r>
-              <w:rPr/>
-            </w:r>
-          </w:p>
-          <w:p>
-            <w:pPr>
-              <w:pStyle w:val="Normal"/>
-              <w:numPr>
-                <w:ilvl w:val="0"/>
-                <w:numId w:val="6"/>
-              </w:numPr>
-              <w:jc w:val="left"/>
-              <w:rPr/>
-            </w:pPr>
-            <w:r>
-              <w:rPr/>
-              <w:t>Demora na emissão de orçamentos, aumentando o tempo de espera do cliente</w:t>
+              <w:t>F</w:t>
+            </w:r>
+            <w:r>
+              <w:rPr/>
+              <w:t>alta de outras opiniões pode ocasionar em falta de interesse real em adquirir um livro</w:t>
+            </w:r>
+            <w:r>
+              <w:rPr/>
+              <w:t>.</w:t>
             </w:r>
           </w:p>
         </w:tc>
@@ -1939,6 +1880,141 @@
               <w:t>Como mecânico, eu quero gerar e calcular orçamentos com base no catálogo de peças e serviços, de modo que eu apresente valores transparentes e precisos para o cliente.</w:t>
             </w:r>
           </w:p>
+          <w:p>
+            <w:pPr>
+              <w:pStyle w:val="Normal"/>
+              <w:rPr/>
+            </w:pPr>
+            <w:r>
+              <w:rPr/>
+            </w:r>
+          </w:p>
+        </w:tc>
+      </w:tr>
+      <w:tr>
+        <w:trPr>
+          <w:trHeight w:val="2925" w:hRule="atLeast"/>
+        </w:trPr>
+        <w:tc>
+          <w:tcPr>
+            <w:tcW w:w="3652" w:type="dxa"/>
+            <w:tcBorders>
+              <w:left w:val="single" w:sz="4" w:space="0" w:color="000000"/>
+              <w:bottom w:val="single" w:sz="4" w:space="0" w:color="000000"/>
+              <w:right w:val="single" w:sz="4" w:space="0" w:color="000000"/>
+            </w:tcBorders>
+          </w:tcPr>
+          <w:p>
+            <w:pPr>
+              <w:pStyle w:val="Normal"/>
+              <w:jc w:val="left"/>
+              <w:rPr/>
+            </w:pPr>
+            <w:r>
+              <w:rPr/>
+              <w:t>Falta de um ambiente social para discutir sobre leituras atuais ou recentes com outros leitores.</w:t>
+            </w:r>
+          </w:p>
+        </w:tc>
+        <w:tc>
+          <w:tcPr>
+            <w:tcW w:w="2122" w:type="dxa"/>
+            <w:tcBorders>
+              <w:left w:val="single" w:sz="4" w:space="0" w:color="000000"/>
+              <w:bottom w:val="single" w:sz="4" w:space="0" w:color="000000"/>
+              <w:right w:val="single" w:sz="4" w:space="0" w:color="000000"/>
+            </w:tcBorders>
+          </w:tcPr>
+          <w:p>
+            <w:pPr>
+              <w:pStyle w:val="Normal"/>
+              <w:jc w:val="left"/>
+              <w:rPr/>
+            </w:pPr>
+            <w:r>
+              <w:rPr/>
+              <w:t>1. Leitores</w:t>
+            </w:r>
+          </w:p>
+          <w:p>
+            <w:pPr>
+              <w:pStyle w:val="Normal"/>
+              <w:jc w:val="left"/>
+              <w:rPr/>
+            </w:pPr>
+            <w:r>
+              <w:rPr/>
+              <w:t>2. Escritores</w:t>
+            </w:r>
+          </w:p>
+        </w:tc>
+        <w:tc>
+          <w:tcPr>
+            <w:tcW w:w="3897" w:type="dxa"/>
+            <w:tcBorders>
+              <w:left w:val="single" w:sz="4" w:space="0" w:color="000000"/>
+              <w:bottom w:val="single" w:sz="4" w:space="0" w:color="000000"/>
+              <w:right w:val="single" w:sz="4" w:space="0" w:color="000000"/>
+            </w:tcBorders>
+          </w:tcPr>
+          <w:p>
+            <w:pPr>
+              <w:pStyle w:val="Normal"/>
+              <w:numPr>
+                <w:ilvl w:val="0"/>
+                <w:numId w:val="0"/>
+              </w:numPr>
+              <w:pBdr/>
+              <w:ind w:hanging="0" w:left="720"/>
+              <w:jc w:val="left"/>
+              <w:rPr/>
+            </w:pPr>
+            <w:r>
+              <w:rPr/>
+            </w:r>
+          </w:p>
+          <w:p>
+            <w:pPr>
+              <w:pStyle w:val="Normal"/>
+              <w:numPr>
+                <w:ilvl w:val="0"/>
+                <w:numId w:val="7"/>
+              </w:numPr>
+              <w:pBdr/>
+              <w:jc w:val="left"/>
+              <w:rPr/>
+            </w:pPr>
+            <w:r>
+              <w:rPr/>
+              <w:t>Sem uma discussão sobre a obra, livros não são recomendados, logo o escritor (e sua obra) tem menos apoio financeiro;</w:t>
+            </w:r>
+          </w:p>
+          <w:p>
+            <w:pPr>
+              <w:pStyle w:val="Normal"/>
+              <w:numPr>
+                <w:ilvl w:val="0"/>
+                <w:numId w:val="7"/>
+              </w:numPr>
+              <w:pBdr/>
+              <w:jc w:val="left"/>
+              <w:rPr/>
+            </w:pPr>
+            <w:r>
+              <w:rPr/>
+              <w:t>Sem um senso de comunidade ou incentivo, leitores são mais propensos a abandonar livros (não terminar a leitura).</w:t>
+            </w:r>
+          </w:p>
+        </w:tc>
+        <w:tc>
+          <w:tcPr>
+            <w:tcW w:w="5682" w:type="dxa"/>
+            <w:tcBorders>
+              <w:left w:val="single" w:sz="4" w:space="0" w:color="000000"/>
+              <w:bottom w:val="single" w:sz="4" w:space="0" w:color="000000"/>
+              <w:right w:val="single" w:sz="4" w:space="0" w:color="000000"/>
+            </w:tcBorders>
+          </w:tcPr>
           <w:p>
             <w:pPr>
               <w:pStyle w:val="Normal"/>
@@ -1985,7 +2061,7 @@
         <w:pStyle w:val="Heading1"/>
         <w:numPr>
           <w:ilvl w:val="0"/>
-          <w:numId w:val="2"/>
+          <w:numId w:val="1"/>
         </w:numPr>
         <w:rPr/>
       </w:pPr>
@@ -2191,7 +2267,11 @@
             </w:pPr>
             <w:r>
               <w:rPr/>
-              <w:t xml:space="preserve">Gerenciar o cadastro de oficinas e mecânicos no sistema </w:t>
+              <w:t xml:space="preserve">Gerenciar o cadastro de </w:t>
+            </w:r>
+            <w:r>
+              <w:rPr/>
+              <w:t>novos livros, moderar análises de livros e contas de usuários.</w:t>
             </w:r>
           </w:p>
         </w:tc>
@@ -2217,7 +2297,7 @@
             </w:pPr>
             <w:r>
               <w:rPr/>
-              <w:t>Mecânico</w:t>
+              <w:t>Leitor</w:t>
             </w:r>
           </w:p>
         </w:tc>
@@ -2240,7 +2320,7 @@
             </w:pPr>
             <w:r>
               <w:rPr/>
-              <w:t xml:space="preserve">Operador Técnico / Mecânico </w:t>
+              <w:t>Usuário</w:t>
             </w:r>
           </w:p>
         </w:tc>
@@ -2263,7 +2343,47 @@
             </w:pPr>
             <w:r>
               <w:rPr/>
-              <w:t xml:space="preserve">Cadastrar e manter dados de clientes e veículos, gerenciar os catálogos de serviços e peças, e criar, calcular e atualizar o status dos orçamentos. </w:t>
+              <w:t>Adicionar livros a sua estante pessoal como “</w:t>
+            </w:r>
+            <w:r>
+              <w:rPr/>
+              <w:t>Lido</w:t>
+            </w:r>
+            <w:r>
+              <w:rPr/>
+              <w:t>”, “</w:t>
+            </w:r>
+            <w:r>
+              <w:rPr/>
+              <w:t>Lendo</w:t>
+            </w:r>
+            <w:r>
+              <w:rPr/>
+              <w:t>”, “</w:t>
+            </w:r>
+            <w:r>
+              <w:rPr/>
+              <w:t>Quero ler</w:t>
+            </w:r>
+            <w:r>
+              <w:rPr/>
+              <w:t>” ou “</w:t>
+            </w:r>
+            <w:r>
+              <w:rPr/>
+              <w:t>Abandonado</w:t>
+            </w:r>
+            <w:r>
+              <w:rPr/>
+              <w:t xml:space="preserve">” </w:t>
+            </w:r>
+            <w:r>
+              <w:rPr/>
+              <w:t>e f</w:t>
+            </w:r>
+            <w:r>
+              <w:rPr/>
+              <w:t>azer análises de livros já lidos.</w:t>
             </w:r>
           </w:p>
         </w:tc>
@@ -2283,7 +2403,7 @@
         <w:pStyle w:val="Heading1"/>
         <w:numPr>
           <w:ilvl w:val="0"/>
-          <w:numId w:val="2"/>
+          <w:numId w:val="1"/>
         </w:numPr>
         <w:rPr/>
       </w:pPr>
@@ -2299,7 +2419,7 @@
         <w:pStyle w:val="Normal"/>
         <w:numPr>
           <w:ilvl w:val="0"/>
-          <w:numId w:val="4"/>
+          <w:numId w:val="3"/>
         </w:numPr>
         <w:jc w:val="left"/>
         <w:rPr/>
@@ -2314,7 +2434,7 @@
         <w:pStyle w:val="Normal"/>
         <w:numPr>
           <w:ilvl w:val="0"/>
-          <w:numId w:val="4"/>
+          <w:numId w:val="3"/>
         </w:numPr>
         <w:jc w:val="left"/>
         <w:rPr/>
@@ -2329,7 +2449,7 @@
         <w:pStyle w:val="Normal"/>
         <w:numPr>
           <w:ilvl w:val="0"/>
-          <w:numId w:val="4"/>
+          <w:numId w:val="3"/>
         </w:numPr>
         <w:jc w:val="left"/>
         <w:rPr/>
@@ -2344,14 +2464,22 @@
         <w:pStyle w:val="Normal"/>
         <w:numPr>
           <w:ilvl w:val="0"/>
-          <w:numId w:val="4"/>
+          <w:numId w:val="3"/>
         </w:numPr>
         <w:jc w:val="left"/>
         <w:rPr/>
       </w:pPr>
       <w:r>
         <w:rPr/>
-        <w:t>O acesso ao sistema deve exigir controle de autenticação e autorização, diferenciando as permissões dos perfis Admin e Mecânico;</w:t>
+        <w:t xml:space="preserve">O acesso ao sistema deve exigir controle de autenticação e autorização, diferenciando as permissões dos perfis Admin e </w:t>
+      </w:r>
+      <w:r>
+        <w:rPr/>
+        <w:t>Usuário</w:t>
+      </w:r>
+      <w:r>
+        <w:rPr/>
+        <w:t>;</w:t>
       </w:r>
     </w:p>
     <w:p>
@@ -2359,7 +2487,7 @@
         <w:pStyle w:val="Normal"/>
         <w:numPr>
           <w:ilvl w:val="0"/>
-          <w:numId w:val="4"/>
+          <w:numId w:val="3"/>
         </w:numPr>
         <w:jc w:val="left"/>
         <w:rPr/>
@@ -2374,7 +2502,7 @@
         <w:pStyle w:val="Normal"/>
         <w:numPr>
           <w:ilvl w:val="0"/>
-          <w:numId w:val="4"/>
+          <w:numId w:val="3"/>
         </w:numPr>
         <w:jc w:val="left"/>
         <w:rPr/>
@@ -2399,7 +2527,7 @@
         <w:pStyle w:val="Heading1"/>
         <w:numPr>
           <w:ilvl w:val="0"/>
-          <w:numId w:val="2"/>
+          <w:numId w:val="1"/>
         </w:numPr>
         <w:rPr/>
       </w:pPr>
@@ -2415,7 +2543,7 @@
         <w:pStyle w:val="Normal"/>
         <w:numPr>
           <w:ilvl w:val="0"/>
-          <w:numId w:val="4"/>
+          <w:numId w:val="3"/>
         </w:numPr>
         <w:jc w:val="left"/>
         <w:rPr>
@@ -2429,7 +2557,30 @@
           <w:i/>
           <w:iCs/>
         </w:rPr>
-        <w:t>Resistência dos usuários finais: Dificuldade de adaptação dos mecânicos na transição de processos manuais (papel) para o fluxo do sistema web;</w:t>
+        <w:t xml:space="preserve">Resistência dos usuários finais: Dificuldade de adaptação dos </w:t>
+      </w:r>
+      <w:r>
+        <w:rPr>
+          <w:i/>
+          <w:iCs/>
+        </w:rPr>
+        <w:t>leitores em utilizarem as funcionalidades da aplicação.</w:t>
+      </w:r>
+    </w:p>
+    <w:p>
+      <w:pPr>
+        <w:pStyle w:val="Heading1"/>
+        <w:numPr>
+          <w:ilvl w:val="0"/>
+          <w:numId w:val="1"/>
+        </w:numPr>
+        <w:rPr/>
+      </w:pPr>
+      <w:bookmarkStart w:id="9" w:name="_88r26lls2299"/>
+      <w:bookmarkEnd w:id="9"/>
+      <w:r>
+        <w:rPr/>
+        <w:t>Requisitos de Documentação</w:t>
       </w:r>
     </w:p>
     <w:p>
@@ -2440,34 +2591,11 @@
           <w:numId w:val="4"/>
         </w:numPr>
         <w:jc w:val="left"/>
-        <w:rPr>
-          <w:i/>
-          <w:i/>
-          <w:iCs/>
-        </w:rPr>
-      </w:pPr>
-      <w:r>
-        <w:rPr>
-          <w:i/>
-          <w:iCs/>
-        </w:rPr>
-        <w:t>Erros de entrada de dados: Falhas operacionais no lançamento de preços de peças ou serviços pelos usuários, gerando orçamentos com valores incorreto</w:t>
-      </w:r>
-    </w:p>
-    <w:p>
-      <w:pPr>
-        <w:pStyle w:val="Heading1"/>
-        <w:numPr>
-          <w:ilvl w:val="0"/>
-          <w:numId w:val="2"/>
-        </w:numPr>
-        <w:rPr/>
-      </w:pPr>
-      <w:bookmarkStart w:id="9" w:name="_88r26lls2299"/>
-      <w:bookmarkEnd w:id="9"/>
-      <w:r>
-        <w:rPr/>
-        <w:t>Requisitos de Documentação</w:t>
+        <w:rPr/>
+      </w:pPr>
+      <w:r>
+        <w:rPr/>
+        <w:t>Documento de Visão: Descrição do escopo, diagramas de casos de uso e regras de negócio do sistema;</w:t>
       </w:r>
     </w:p>
     <w:p>
@@ -2475,14 +2603,14 @@
         <w:pStyle w:val="Normal"/>
         <w:numPr>
           <w:ilvl w:val="0"/>
-          <w:numId w:val="5"/>
+          <w:numId w:val="4"/>
         </w:numPr>
         <w:jc w:val="left"/>
         <w:rPr/>
       </w:pPr>
       <w:r>
         <w:rPr/>
-        <w:t>Documento de Visão s: Descrição do escopo, diagramas de casos de uso e regras de negócio do sistema;</w:t>
+        <w:t>Documento de Arquitetura e Modelagem UML: Diagrama de classes, mapeamento das entidades JPA e esquema do banco de dados relacional;</w:t>
       </w:r>
     </w:p>
     <w:p>
@@ -2490,14 +2618,14 @@
         <w:pStyle w:val="Normal"/>
         <w:numPr>
           <w:ilvl w:val="0"/>
-          <w:numId w:val="5"/>
+          <w:numId w:val="4"/>
         </w:numPr>
         <w:jc w:val="left"/>
         <w:rPr/>
       </w:pPr>
       <w:r>
         <w:rPr/>
-        <w:t>Documento de Arquitetura e Modelagem UML: Diagrama de classes, mapeamento das entidades JPA e esquema do banco de dados relacional;</w:t>
+        <w:t>Manual do Usuário: Guia com ilustrações das telas JSF ensinando a navegação, cadastro de clientes/veículos, manipulação de catálogos e ciclo de vida dos orçamentos para Mecânicos e Administradores;</w:t>
       </w:r>
     </w:p>
     <w:p>
@@ -2505,22 +2633,7 @@
         <w:pStyle w:val="Normal"/>
         <w:numPr>
           <w:ilvl w:val="0"/>
-          <w:numId w:val="5"/>
-        </w:numPr>
-        <w:jc w:val="left"/>
-        <w:rPr/>
-      </w:pPr>
-      <w:r>
-        <w:rPr/>
-        <w:t>Manual do Usuário: Guia com ilustrações das telas JSF ensinando a navegação, cadastro de clientes/veículos, manipulação de catálogos e ciclo de vida dos orçamentos para Mecânicos e Administradores;</w:t>
-      </w:r>
-    </w:p>
-    <w:p>
-      <w:pPr>
-        <w:pStyle w:val="Normal"/>
-        <w:numPr>
-          <w:ilvl w:val="0"/>
-          <w:numId w:val="5"/>
+          <w:numId w:val="4"/>
         </w:numPr>
         <w:jc w:val="left"/>
         <w:rPr/>
@@ -2661,8 +2774,8 @@
       <w:tblLook w:val="0000" w:noHBand="0" w:noVBand="0" w:firstColumn="0" w:lastRow="0" w:lastColumn="0" w:firstRow="0"/>
     </w:tblPr>
     <w:tblGrid>
-      <w:gridCol w:w="4319"/>
-      <w:gridCol w:w="1440"/>
+      <w:gridCol w:w="5205"/>
+      <w:gridCol w:w="554"/>
       <w:gridCol w:w="2341"/>
       <w:gridCol w:w="1609"/>
     </w:tblGrid>
@@ -2672,7 +2785,7 @@
       </w:trPr>
       <w:tc>
         <w:tcPr>
-          <w:tcW w:w="4319" w:type="dxa"/>
+          <w:tcW w:w="5205" w:type="dxa"/>
           <w:tcBorders>
             <w:top w:val="single" w:sz="12" w:space="0" w:color="000000"/>
           </w:tcBorders>
@@ -2684,13 +2797,21 @@
           </w:pPr>
           <w:r>
             <w:rPr/>
-            <w:t>&lt;CART&gt; - &lt;CarToon&gt;</w:t>
+            <w:t>GELO</w:t>
+          </w:r>
+          <w:r>
+            <w:rPr/>
+            <w:t xml:space="preserve"> – </w:t>
+          </w:r>
+          <w:r>
+            <w:rPr/>
+            <w:t>Gerenciamento Eletrônico de Livros e Opiniões</w:t>
           </w:r>
         </w:p>
       </w:tc>
       <w:tc>
         <w:tcPr>
-          <w:tcW w:w="1440" w:type="dxa"/>
+          <w:tcW w:w="554" w:type="dxa"/>
           <w:tcBorders>
             <w:top w:val="single" w:sz="12" w:space="0" w:color="000000"/>
           </w:tcBorders>
@@ -2900,7 +3021,7 @@
               <w:b/>
               <w:bCs/>
             </w:rPr>
-            <w:t>&lt;CarToon&gt;</w:t>
+            <w:t>GELO</w:t>
           </w:r>
         </w:p>
       </w:tc>
@@ -2979,11 +3100,521 @@
         <w:tabs>
           <w:tab w:val="num" w:pos="0"/>
         </w:tabs>
+        <w:ind w:left="432" w:hanging="432"/>
+      </w:pPr>
+      <w:rPr/>
+    </w:lvl>
+    <w:lvl w:ilvl="1">
+      <w:start w:val="1"/>
+      <w:numFmt w:val="decimal"/>
+      <w:lvlText w:val="%1.%2."/>
+      <w:lvlJc w:val="left"/>
+      <w:pPr>
+        <w:tabs>
+          <w:tab w:val="num" w:pos="0"/>
+        </w:tabs>
+        <w:ind w:left="576" w:hanging="576"/>
+      </w:pPr>
+      <w:rPr/>
+    </w:lvl>
+    <w:lvl w:ilvl="2">
+      <w:start w:val="1"/>
+      <w:numFmt w:val="decimal"/>
+      <w:lvlText w:val="%1.%2.%3."/>
+      <w:lvlJc w:val="left"/>
+      <w:pPr>
+        <w:tabs>
+          <w:tab w:val="num" w:pos="0"/>
+        </w:tabs>
+        <w:ind w:left="720" w:hanging="720"/>
+      </w:pPr>
+      <w:rPr/>
+    </w:lvl>
+    <w:lvl w:ilvl="3">
+      <w:start w:val="1"/>
+      <w:numFmt w:val="decimal"/>
+      <w:lvlText w:val="%1.%2.%4.%3."/>
+      <w:lvlJc w:val="left"/>
+      <w:pPr>
+        <w:tabs>
+          <w:tab w:val="num" w:pos="0"/>
+        </w:tabs>
+        <w:ind w:left="864" w:hanging="864"/>
+      </w:pPr>
+      <w:rPr/>
+    </w:lvl>
+    <w:lvl w:ilvl="4">
+      <w:start w:val="1"/>
+      <w:numFmt w:val="decimal"/>
+      <w:lvlText w:val="%1.%2.%3.%4.%5"/>
+      <w:lvlJc w:val="left"/>
+      <w:pPr>
+        <w:tabs>
+          <w:tab w:val="num" w:pos="0"/>
+        </w:tabs>
+        <w:ind w:left="1008" w:hanging="1008"/>
+      </w:pPr>
+      <w:rPr/>
+    </w:lvl>
+    <w:lvl w:ilvl="5">
+      <w:start w:val="1"/>
+      <w:numFmt w:val="decimal"/>
+      <w:lvlText w:val="%1.%2.%3.%4.%5.%6"/>
+      <w:lvlJc w:val="left"/>
+      <w:pPr>
+        <w:tabs>
+          <w:tab w:val="num" w:pos="0"/>
+        </w:tabs>
+        <w:ind w:left="1152" w:hanging="1152"/>
+      </w:pPr>
+      <w:rPr/>
+    </w:lvl>
+    <w:lvl w:ilvl="6">
+      <w:start w:val="1"/>
+      <w:numFmt w:val="decimal"/>
+      <w:lvlText w:val="%1.%2.%3.%4.%5.%6.%7"/>
+      <w:lvlJc w:val="left"/>
+      <w:pPr>
+        <w:tabs>
+          <w:tab w:val="num" w:pos="0"/>
+        </w:tabs>
+        <w:ind w:left="1296" w:hanging="1296"/>
+      </w:pPr>
+      <w:rPr/>
+    </w:lvl>
+    <w:lvl w:ilvl="7">
+      <w:start w:val="1"/>
+      <w:numFmt w:val="decimal"/>
+      <w:lvlText w:val="%1.%2.%3.%4.%5.%6.%7.%8"/>
+      <w:lvlJc w:val="left"/>
+      <w:pPr>
+        <w:tabs>
+          <w:tab w:val="num" w:pos="0"/>
+        </w:tabs>
+        <w:ind w:left="1440" w:hanging="1440"/>
+      </w:pPr>
+      <w:rPr/>
+    </w:lvl>
+    <w:lvl w:ilvl="8">
+      <w:start w:val="1"/>
+      <w:numFmt w:val="decimal"/>
+      <w:lvlText w:val="%1.%2.%3.%4.%5.%6.%7.%8.%9"/>
+      <w:lvlJc w:val="left"/>
+      <w:pPr>
+        <w:tabs>
+          <w:tab w:val="num" w:pos="0"/>
+        </w:tabs>
+        <w:ind w:left="1584" w:hanging="1584"/>
+      </w:pPr>
+      <w:rPr/>
+    </w:lvl>
+  </w:abstractNum>
+  <w:abstractNum w:abstractNumId="2">
+    <w:lvl w:ilvl="0">
+      <w:start w:val="1"/>
+      <w:numFmt w:val="decimal"/>
+      <w:lvlText w:val="%1."/>
+      <w:lvlJc w:val="left"/>
+      <w:pPr>
+        <w:tabs>
+          <w:tab w:val="num" w:pos="0"/>
+        </w:tabs>
+        <w:ind w:left="432" w:hanging="432"/>
+      </w:pPr>
+      <w:rPr/>
+    </w:lvl>
+    <w:lvl w:ilvl="1">
+      <w:start w:val="1"/>
+      <w:numFmt w:val="decimal"/>
+      <w:lvlText w:val="%1.%2."/>
+      <w:lvlJc w:val="left"/>
+      <w:pPr>
+        <w:tabs>
+          <w:tab w:val="num" w:pos="0"/>
+        </w:tabs>
+        <w:ind w:left="576" w:hanging="576"/>
+      </w:pPr>
+      <w:rPr/>
+    </w:lvl>
+    <w:lvl w:ilvl="2">
+      <w:start w:val="1"/>
+      <w:numFmt w:val="decimal"/>
+      <w:lvlText w:val="%1.%2.%3."/>
+      <w:lvlJc w:val="left"/>
+      <w:pPr>
+        <w:tabs>
+          <w:tab w:val="num" w:pos="0"/>
+        </w:tabs>
+        <w:ind w:left="720" w:hanging="720"/>
+      </w:pPr>
+      <w:rPr/>
+    </w:lvl>
+    <w:lvl w:ilvl="3">
+      <w:start w:val="1"/>
+      <w:numFmt w:val="decimal"/>
+      <w:lvlText w:val="%1.%2.%4.%3."/>
+      <w:lvlJc w:val="left"/>
+      <w:pPr>
+        <w:tabs>
+          <w:tab w:val="num" w:pos="0"/>
+        </w:tabs>
+        <w:ind w:left="864" w:hanging="864"/>
+      </w:pPr>
+      <w:rPr/>
+    </w:lvl>
+    <w:lvl w:ilvl="4">
+      <w:start w:val="1"/>
+      <w:numFmt w:val="decimal"/>
+      <w:lvlText w:val="%1.%2.%3.%4.%5"/>
+      <w:lvlJc w:val="left"/>
+      <w:pPr>
+        <w:tabs>
+          <w:tab w:val="num" w:pos="0"/>
+        </w:tabs>
+        <w:ind w:left="1008" w:hanging="1008"/>
+      </w:pPr>
+      <w:rPr/>
+    </w:lvl>
+    <w:lvl w:ilvl="5">
+      <w:start w:val="1"/>
+      <w:numFmt w:val="decimal"/>
+      <w:lvlText w:val="%1.%2.%3.%4.%5.%6"/>
+      <w:lvlJc w:val="left"/>
+      <w:pPr>
+        <w:tabs>
+          <w:tab w:val="num" w:pos="0"/>
+        </w:tabs>
+        <w:ind w:left="1152" w:hanging="1152"/>
+      </w:pPr>
+      <w:rPr/>
+    </w:lvl>
+    <w:lvl w:ilvl="6">
+      <w:start w:val="1"/>
+      <w:numFmt w:val="decimal"/>
+      <w:lvlText w:val="%1.%2.%3.%4.%5.%6.%7"/>
+      <w:lvlJc w:val="left"/>
+      <w:pPr>
+        <w:tabs>
+          <w:tab w:val="num" w:pos="0"/>
+        </w:tabs>
+        <w:ind w:left="1296" w:hanging="1296"/>
+      </w:pPr>
+      <w:rPr/>
+    </w:lvl>
+    <w:lvl w:ilvl="7">
+      <w:start w:val="1"/>
+      <w:numFmt w:val="decimal"/>
+      <w:lvlText w:val="%1.%2.%3.%4.%5.%6.%7.%8"/>
+      <w:lvlJc w:val="left"/>
+      <w:pPr>
+        <w:tabs>
+          <w:tab w:val="num" w:pos="0"/>
+        </w:tabs>
+        <w:ind w:left="1440" w:hanging="1440"/>
+      </w:pPr>
+      <w:rPr/>
+    </w:lvl>
+    <w:lvl w:ilvl="8">
+      <w:start w:val="1"/>
+      <w:numFmt w:val="decimal"/>
+      <w:lvlText w:val="%1.%2.%3.%4.%5.%6.%7.%8.%9"/>
+      <w:lvlJc w:val="left"/>
+      <w:pPr>
+        <w:tabs>
+          <w:tab w:val="num" w:pos="0"/>
+        </w:tabs>
+        <w:ind w:left="1584" w:hanging="1584"/>
+      </w:pPr>
+      <w:rPr/>
+    </w:lvl>
+  </w:abstractNum>
+  <w:abstractNum w:abstractNumId="3">
+    <w:lvl w:ilvl="0">
+      <w:start w:val="1"/>
+      <w:numFmt w:val="bullet"/>
+      <w:lvlText w:val="●"/>
+      <w:lvlJc w:val="left"/>
+      <w:pPr>
+        <w:tabs>
+          <w:tab w:val="num" w:pos="0"/>
+        </w:tabs>
         <w:ind w:left="720" w:hanging="360"/>
       </w:pPr>
       <w:rPr>
-        <w:u w:val="none"/>
+        <w:rFonts w:ascii="Noto Sans Symbols" w:hAnsi="Noto Sans Symbols" w:cs="Noto Sans Symbols" w:hint="default"/>
       </w:rPr>
+    </w:lvl>
+    <w:lvl w:ilvl="1">
+      <w:start w:val="1"/>
+      <w:numFmt w:val="bullet"/>
+      <w:lvlText w:val="o"/>
+      <w:lvlJc w:val="left"/>
+      <w:pPr>
+        <w:tabs>
+          <w:tab w:val="num" w:pos="0"/>
+        </w:tabs>
+        <w:ind w:left="1440" w:hanging="360"/>
+      </w:pPr>
+      <w:rPr>
+        <w:rFonts w:ascii="Courier New" w:hAnsi="Courier New" w:cs="Courier New" w:hint="default"/>
+      </w:rPr>
+    </w:lvl>
+    <w:lvl w:ilvl="2">
+      <w:start w:val="1"/>
+      <w:numFmt w:val="bullet"/>
+      <w:lvlText w:val="▪"/>
+      <w:lvlJc w:val="left"/>
+      <w:pPr>
+        <w:tabs>
+          <w:tab w:val="num" w:pos="0"/>
+        </w:tabs>
+        <w:ind w:left="2160" w:hanging="360"/>
+      </w:pPr>
+      <w:rPr>
+        <w:rFonts w:ascii="Noto Sans Symbols" w:hAnsi="Noto Sans Symbols" w:cs="Noto Sans Symbols" w:hint="default"/>
+      </w:rPr>
+    </w:lvl>
+    <w:lvl w:ilvl="3">
+      <w:start w:val="1"/>
+      <w:numFmt w:val="bullet"/>
+      <w:lvlText w:val="●"/>
+      <w:lvlJc w:val="left"/>
+      <w:pPr>
+        <w:tabs>
+          <w:tab w:val="num" w:pos="0"/>
+        </w:tabs>
+        <w:ind w:left="2880" w:hanging="360"/>
+      </w:pPr>
+      <w:rPr>
+        <w:rFonts w:ascii="Noto Sans Symbols" w:hAnsi="Noto Sans Symbols" w:cs="Noto Sans Symbols" w:hint="default"/>
+      </w:rPr>
+    </w:lvl>
+    <w:lvl w:ilvl="4">
+      <w:start w:val="1"/>
+      <w:numFmt w:val="bullet"/>
+      <w:lvlText w:val="o"/>
+      <w:lvlJc w:val="left"/>
+      <w:pPr>
+        <w:tabs>
+          <w:tab w:val="num" w:pos="0"/>
+        </w:tabs>
+        <w:ind w:left="3600" w:hanging="360"/>
+      </w:pPr>
+      <w:rPr>
+        <w:rFonts w:ascii="Courier New" w:hAnsi="Courier New" w:cs="Courier New" w:hint="default"/>
+      </w:rPr>
+    </w:lvl>
+    <w:lvl w:ilvl="5">
+      <w:start w:val="1"/>
+      <w:numFmt w:val="bullet"/>
+      <w:lvlText w:val="▪"/>
+      <w:lvlJc w:val="left"/>
+      <w:pPr>
+        <w:tabs>
+          <w:tab w:val="num" w:pos="0"/>
+        </w:tabs>
+        <w:ind w:left="4320" w:hanging="360"/>
+      </w:pPr>
+      <w:rPr>
+        <w:rFonts w:ascii="Noto Sans Symbols" w:hAnsi="Noto Sans Symbols" w:cs="Noto Sans Symbols" w:hint="default"/>
+      </w:rPr>
+    </w:lvl>
+    <w:lvl w:ilvl="6">
+      <w:start w:val="1"/>
+      <w:numFmt w:val="bullet"/>
+      <w:lvlText w:val="●"/>
+      <w:lvlJc w:val="left"/>
+      <w:pPr>
+        <w:tabs>
+          <w:tab w:val="num" w:pos="0"/>
+        </w:tabs>
+        <w:ind w:left="5040" w:hanging="360"/>
+      </w:pPr>
+      <w:rPr>
+        <w:rFonts w:ascii="Noto Sans Symbols" w:hAnsi="Noto Sans Symbols" w:cs="Noto Sans Symbols" w:hint="default"/>
+      </w:rPr>
+    </w:lvl>
+    <w:lvl w:ilvl="7">
+      <w:start w:val="1"/>
+      <w:numFmt w:val="bullet"/>
+      <w:lvlText w:val="o"/>
+      <w:lvlJc w:val="left"/>
+      <w:pPr>
+        <w:tabs>
+          <w:tab w:val="num" w:pos="0"/>
+        </w:tabs>
+        <w:ind w:left="5760" w:hanging="360"/>
+      </w:pPr>
+      <w:rPr>
+        <w:rFonts w:ascii="Courier New" w:hAnsi="Courier New" w:cs="Courier New" w:hint="default"/>
+      </w:rPr>
+    </w:lvl>
+    <w:lvl w:ilvl="8">
+      <w:start w:val="1"/>
+      <w:numFmt w:val="bullet"/>
+      <w:lvlText w:val="▪"/>
+      <w:lvlJc w:val="left"/>
+      <w:pPr>
+        <w:tabs>
+          <w:tab w:val="num" w:pos="0"/>
+        </w:tabs>
+        <w:ind w:left="6480" w:hanging="360"/>
+      </w:pPr>
+      <w:rPr>
+        <w:rFonts w:ascii="Noto Sans Symbols" w:hAnsi="Noto Sans Symbols" w:cs="Noto Sans Symbols" w:hint="default"/>
+      </w:rPr>
+    </w:lvl>
+  </w:abstractNum>
+  <w:abstractNum w:abstractNumId="4">
+    <w:lvl w:ilvl="0">
+      <w:start w:val="1"/>
+      <w:numFmt w:val="bullet"/>
+      <w:lvlText w:val="●"/>
+      <w:lvlJc w:val="left"/>
+      <w:pPr>
+        <w:tabs>
+          <w:tab w:val="num" w:pos="0"/>
+        </w:tabs>
+        <w:ind w:left="720" w:hanging="360"/>
+      </w:pPr>
+      <w:rPr>
+        <w:rFonts w:ascii="Noto Sans Symbols" w:hAnsi="Noto Sans Symbols" w:cs="Noto Sans Symbols" w:hint="default"/>
+      </w:rPr>
+    </w:lvl>
+    <w:lvl w:ilvl="1">
+      <w:start w:val="1"/>
+      <w:numFmt w:val="bullet"/>
+      <w:lvlText w:val="o"/>
+      <w:lvlJc w:val="left"/>
+      <w:pPr>
+        <w:tabs>
+          <w:tab w:val="num" w:pos="0"/>
+        </w:tabs>
+        <w:ind w:left="1440" w:hanging="360"/>
+      </w:pPr>
+      <w:rPr>
+        <w:rFonts w:ascii="Courier New" w:hAnsi="Courier New" w:cs="Courier New" w:hint="default"/>
+      </w:rPr>
+    </w:lvl>
+    <w:lvl w:ilvl="2">
+      <w:start w:val="1"/>
+      <w:numFmt w:val="bullet"/>
+      <w:lvlText w:val="▪"/>
+      <w:lvlJc w:val="left"/>
+      <w:pPr>
+        <w:tabs>
+          <w:tab w:val="num" w:pos="0"/>
+        </w:tabs>
+        <w:ind w:left="2160" w:hanging="360"/>
+      </w:pPr>
+      <w:rPr>
+        <w:rFonts w:ascii="Noto Sans Symbols" w:hAnsi="Noto Sans Symbols" w:cs="Noto Sans Symbols" w:hint="default"/>
+      </w:rPr>
+    </w:lvl>
+    <w:lvl w:ilvl="3">
+      <w:start w:val="1"/>
+      <w:numFmt w:val="bullet"/>
+      <w:lvlText w:val="●"/>
+      <w:lvlJc w:val="left"/>
+      <w:pPr>
+        <w:tabs>
+          <w:tab w:val="num" w:pos="0"/>
+        </w:tabs>
+        <w:ind w:left="2880" w:hanging="360"/>
+      </w:pPr>
+      <w:rPr>
+        <w:rFonts w:ascii="Noto Sans Symbols" w:hAnsi="Noto Sans Symbols" w:cs="Noto Sans Symbols" w:hint="default"/>
+      </w:rPr>
+    </w:lvl>
+    <w:lvl w:ilvl="4">
+      <w:start w:val="1"/>
+      <w:numFmt w:val="bullet"/>
+      <w:lvlText w:val="o"/>
+      <w:lvlJc w:val="left"/>
+      <w:pPr>
+        <w:tabs>
+          <w:tab w:val="num" w:pos="0"/>
+        </w:tabs>
+        <w:ind w:left="3600" w:hanging="360"/>
+      </w:pPr>
+      <w:rPr>
+        <w:rFonts w:ascii="Courier New" w:hAnsi="Courier New" w:cs="Courier New" w:hint="default"/>
+      </w:rPr>
+    </w:lvl>
+    <w:lvl w:ilvl="5">
+      <w:start w:val="1"/>
+      <w:numFmt w:val="bullet"/>
+      <w:lvlText w:val="▪"/>
+      <w:lvlJc w:val="left"/>
+      <w:pPr>
+        <w:tabs>
+          <w:tab w:val="num" w:pos="0"/>
+        </w:tabs>
+        <w:ind w:left="4320" w:hanging="360"/>
+      </w:pPr>
+      <w:rPr>
+        <w:rFonts w:ascii="Noto Sans Symbols" w:hAnsi="Noto Sans Symbols" w:cs="Noto Sans Symbols" w:hint="default"/>
+      </w:rPr>
+    </w:lvl>
+    <w:lvl w:ilvl="6">
+      <w:start w:val="1"/>
+      <w:numFmt w:val="bullet"/>
+      <w:lvlText w:val="●"/>
+      <w:lvlJc w:val="left"/>
+      <w:pPr>
+        <w:tabs>
+          <w:tab w:val="num" w:pos="0"/>
+        </w:tabs>
+        <w:ind w:left="5040" w:hanging="360"/>
+      </w:pPr>
+      <w:rPr>
+        <w:rFonts w:ascii="Noto Sans Symbols" w:hAnsi="Noto Sans Symbols" w:cs="Noto Sans Symbols" w:hint="default"/>
+      </w:rPr>
+    </w:lvl>
+    <w:lvl w:ilvl="7">
+      <w:start w:val="1"/>
+      <w:numFmt w:val="bullet"/>
+      <w:lvlText w:val="o"/>
+      <w:lvlJc w:val="left"/>
+      <w:pPr>
+        <w:tabs>
+          <w:tab w:val="num" w:pos="0"/>
+        </w:tabs>
+        <w:ind w:left="5760" w:hanging="360"/>
+      </w:pPr>
+      <w:rPr>
+        <w:rFonts w:ascii="Courier New" w:hAnsi="Courier New" w:cs="Courier New" w:hint="default"/>
+      </w:rPr>
+    </w:lvl>
+    <w:lvl w:ilvl="8">
+      <w:start w:val="1"/>
+      <w:numFmt w:val="bullet"/>
+      <w:lvlText w:val="▪"/>
+      <w:lvlJc w:val="left"/>
+      <w:pPr>
+        <w:tabs>
+          <w:tab w:val="num" w:pos="0"/>
+        </w:tabs>
+        <w:ind w:left="6480" w:hanging="360"/>
+      </w:pPr>
+      <w:rPr>
+        <w:rFonts w:ascii="Noto Sans Symbols" w:hAnsi="Noto Sans Symbols" w:cs="Noto Sans Symbols" w:hint="default"/>
+      </w:rPr>
+    </w:lvl>
+  </w:abstractNum>
+  <w:abstractNum w:abstractNumId="5">
+    <w:lvl w:ilvl="0">
+      <w:start w:val="1"/>
+      <w:numFmt w:val="decimal"/>
+      <w:lvlText w:val="%1."/>
+      <w:lvlJc w:val="left"/>
+      <w:pPr>
+        <w:tabs>
+          <w:tab w:val="num" w:pos="0"/>
+        </w:tabs>
+        <w:ind w:left="360" w:hanging="360"/>
+      </w:pPr>
+      <w:rPr/>
     </w:lvl>
     <w:lvl w:ilvl="1">
       <w:start w:val="1"/>
@@ -2994,11 +3625,9 @@
         <w:tabs>
           <w:tab w:val="num" w:pos="0"/>
         </w:tabs>
-        <w:ind w:left="1440" w:hanging="360"/>
-      </w:pPr>
-      <w:rPr>
-        <w:u w:val="none"/>
-      </w:rPr>
+        <w:ind w:left="1080" w:hanging="360"/>
+      </w:pPr>
+      <w:rPr/>
     </w:lvl>
     <w:lvl w:ilvl="2">
       <w:start w:val="1"/>
@@ -3009,11 +3638,9 @@
         <w:tabs>
           <w:tab w:val="num" w:pos="0"/>
         </w:tabs>
-        <w:ind w:left="2160" w:hanging="360"/>
-      </w:pPr>
-      <w:rPr>
-        <w:u w:val="none"/>
-      </w:rPr>
+        <w:ind w:left="1800" w:hanging="180"/>
+      </w:pPr>
+      <w:rPr/>
     </w:lvl>
     <w:lvl w:ilvl="3">
       <w:start w:val="1"/>
@@ -3024,11 +3651,9 @@
         <w:tabs>
           <w:tab w:val="num" w:pos="0"/>
         </w:tabs>
-        <w:ind w:left="2880" w:hanging="360"/>
-      </w:pPr>
-      <w:rPr>
-        <w:u w:val="none"/>
-      </w:rPr>
+        <w:ind w:left="2520" w:hanging="360"/>
+      </w:pPr>
+      <w:rPr/>
     </w:lvl>
     <w:lvl w:ilvl="4">
       <w:start w:val="1"/>
@@ -3039,11 +3664,9 @@
         <w:tabs>
           <w:tab w:val="num" w:pos="0"/>
         </w:tabs>
-        <w:ind w:left="3600" w:hanging="360"/>
-      </w:pPr>
-      <w:rPr>
-        <w:u w:val="none"/>
-      </w:rPr>
+        <w:ind w:left="3240" w:hanging="360"/>
+      </w:pPr>
+      <w:rPr/>
     </w:lvl>
     <w:lvl w:ilvl="5">
       <w:start w:val="1"/>
@@ -3054,11 +3677,9 @@
         <w:tabs>
           <w:tab w:val="num" w:pos="0"/>
         </w:tabs>
-        <w:ind w:left="4320" w:hanging="360"/>
-      </w:pPr>
-      <w:rPr>
-        <w:u w:val="none"/>
-      </w:rPr>
+        <w:ind w:left="3960" w:hanging="180"/>
+      </w:pPr>
+      <w:rPr/>
     </w:lvl>
     <w:lvl w:ilvl="6">
       <w:start w:val="1"/>
@@ -3069,11 +3690,9 @@
         <w:tabs>
           <w:tab w:val="num" w:pos="0"/>
         </w:tabs>
-        <w:ind w:left="5040" w:hanging="360"/>
-      </w:pPr>
-      <w:rPr>
-        <w:u w:val="none"/>
-      </w:rPr>
+        <w:ind w:left="4680" w:hanging="360"/>
+      </w:pPr>
+      <w:rPr/>
     </w:lvl>
     <w:lvl w:ilvl="7">
       <w:start w:val="1"/>
@@ -3084,11 +3703,9 @@
         <w:tabs>
           <w:tab w:val="num" w:pos="0"/>
         </w:tabs>
-        <w:ind w:left="5760" w:hanging="360"/>
-      </w:pPr>
-      <w:rPr>
-        <w:u w:val="none"/>
-      </w:rPr>
+        <w:ind w:left="5400" w:hanging="360"/>
+      </w:pPr>
+      <w:rPr/>
     </w:lvl>
     <w:lvl w:ilvl="8">
       <w:start w:val="1"/>
@@ -3099,523 +3716,9 @@
         <w:tabs>
           <w:tab w:val="num" w:pos="0"/>
         </w:tabs>
-        <w:ind w:left="6480" w:hanging="360"/>
-      </w:pPr>
-      <w:rPr>
-        <w:u w:val="none"/>
-      </w:rPr>
-    </w:lvl>
-  </w:abstractNum>
-  <w:abstractNum w:abstractNumId="2">
-    <w:lvl w:ilvl="0">
-      <w:start w:val="1"/>
-      <w:numFmt w:val="decimal"/>
-      <w:lvlText w:val="%1."/>
-      <w:lvlJc w:val="left"/>
-      <w:pPr>
-        <w:tabs>
-          <w:tab w:val="num" w:pos="0"/>
-        </w:tabs>
-        <w:ind w:left="432" w:hanging="432"/>
-      </w:pPr>
-      <w:rPr/>
-    </w:lvl>
-    <w:lvl w:ilvl="1">
-      <w:start w:val="1"/>
-      <w:numFmt w:val="decimal"/>
-      <w:lvlText w:val="%1.%2."/>
-      <w:lvlJc w:val="left"/>
-      <w:pPr>
-        <w:tabs>
-          <w:tab w:val="num" w:pos="0"/>
-        </w:tabs>
-        <w:ind w:left="576" w:hanging="576"/>
-      </w:pPr>
-      <w:rPr/>
-    </w:lvl>
-    <w:lvl w:ilvl="2">
-      <w:start w:val="1"/>
-      <w:numFmt w:val="decimal"/>
-      <w:lvlText w:val="%1.%2.%3."/>
-      <w:lvlJc w:val="left"/>
-      <w:pPr>
-        <w:tabs>
-          <w:tab w:val="num" w:pos="0"/>
-        </w:tabs>
-        <w:ind w:left="720" w:hanging="720"/>
-      </w:pPr>
-      <w:rPr/>
-    </w:lvl>
-    <w:lvl w:ilvl="3">
-      <w:start w:val="1"/>
-      <w:numFmt w:val="decimal"/>
-      <w:lvlText w:val="%1.%2.%4.%3."/>
-      <w:lvlJc w:val="left"/>
-      <w:pPr>
-        <w:tabs>
-          <w:tab w:val="num" w:pos="0"/>
-        </w:tabs>
-        <w:ind w:left="864" w:hanging="864"/>
-      </w:pPr>
-      <w:rPr/>
-    </w:lvl>
-    <w:lvl w:ilvl="4">
-      <w:start w:val="1"/>
-      <w:numFmt w:val="decimal"/>
-      <w:lvlText w:val="%1.%2.%3.%4.%5"/>
-      <w:lvlJc w:val="left"/>
-      <w:pPr>
-        <w:tabs>
-          <w:tab w:val="num" w:pos="0"/>
-        </w:tabs>
-        <w:ind w:left="1008" w:hanging="1008"/>
-      </w:pPr>
-      <w:rPr/>
-    </w:lvl>
-    <w:lvl w:ilvl="5">
-      <w:start w:val="1"/>
-      <w:numFmt w:val="decimal"/>
-      <w:lvlText w:val="%1.%2.%3.%4.%5.%6"/>
-      <w:lvlJc w:val="left"/>
-      <w:pPr>
-        <w:tabs>
-          <w:tab w:val="num" w:pos="0"/>
-        </w:tabs>
-        <w:ind w:left="1152" w:hanging="1152"/>
-      </w:pPr>
-      <w:rPr/>
-    </w:lvl>
-    <w:lvl w:ilvl="6">
-      <w:start w:val="1"/>
-      <w:numFmt w:val="decimal"/>
-      <w:lvlText w:val="%1.%2.%3.%4.%5.%6.%7"/>
-      <w:lvlJc w:val="left"/>
-      <w:pPr>
-        <w:tabs>
-          <w:tab w:val="num" w:pos="0"/>
-        </w:tabs>
-        <w:ind w:left="1296" w:hanging="1296"/>
-      </w:pPr>
-      <w:rPr/>
-    </w:lvl>
-    <w:lvl w:ilvl="7">
-      <w:start w:val="1"/>
-      <w:numFmt w:val="decimal"/>
-      <w:lvlText w:val="%1.%2.%3.%4.%5.%6.%7.%8"/>
-      <w:lvlJc w:val="left"/>
-      <w:pPr>
-        <w:tabs>
-          <w:tab w:val="num" w:pos="0"/>
-        </w:tabs>
-        <w:ind w:left="1440" w:hanging="1440"/>
-      </w:pPr>
-      <w:rPr/>
-    </w:lvl>
-    <w:lvl w:ilvl="8">
-      <w:start w:val="1"/>
-      <w:numFmt w:val="decimal"/>
-      <w:lvlText w:val="%1.%2.%3.%4.%5.%6.%7.%8.%9"/>
-      <w:lvlJc w:val="left"/>
-      <w:pPr>
-        <w:tabs>
-          <w:tab w:val="num" w:pos="0"/>
-        </w:tabs>
-        <w:ind w:left="1584" w:hanging="1584"/>
-      </w:pPr>
-      <w:rPr/>
-    </w:lvl>
-  </w:abstractNum>
-  <w:abstractNum w:abstractNumId="3">
-    <w:lvl w:ilvl="0">
-      <w:start w:val="1"/>
-      <w:numFmt w:val="decimal"/>
-      <w:lvlText w:val="%1."/>
-      <w:lvlJc w:val="left"/>
-      <w:pPr>
-        <w:tabs>
-          <w:tab w:val="num" w:pos="0"/>
-        </w:tabs>
-        <w:ind w:left="432" w:hanging="432"/>
-      </w:pPr>
-      <w:rPr/>
-    </w:lvl>
-    <w:lvl w:ilvl="1">
-      <w:start w:val="1"/>
-      <w:numFmt w:val="decimal"/>
-      <w:lvlText w:val="%1.%2."/>
-      <w:lvlJc w:val="left"/>
-      <w:pPr>
-        <w:tabs>
-          <w:tab w:val="num" w:pos="0"/>
-        </w:tabs>
-        <w:ind w:left="576" w:hanging="576"/>
-      </w:pPr>
-      <w:rPr/>
-    </w:lvl>
-    <w:lvl w:ilvl="2">
-      <w:start w:val="1"/>
-      <w:numFmt w:val="decimal"/>
-      <w:lvlText w:val="%1.%2.%3."/>
-      <w:lvlJc w:val="left"/>
-      <w:pPr>
-        <w:tabs>
-          <w:tab w:val="num" w:pos="0"/>
-        </w:tabs>
-        <w:ind w:left="720" w:hanging="720"/>
-      </w:pPr>
-      <w:rPr/>
-    </w:lvl>
-    <w:lvl w:ilvl="3">
-      <w:start w:val="1"/>
-      <w:numFmt w:val="decimal"/>
-      <w:lvlText w:val="%1.%2.%4.%3."/>
-      <w:lvlJc w:val="left"/>
-      <w:pPr>
-        <w:tabs>
-          <w:tab w:val="num" w:pos="0"/>
-        </w:tabs>
-        <w:ind w:left="864" w:hanging="864"/>
-      </w:pPr>
-      <w:rPr/>
-    </w:lvl>
-    <w:lvl w:ilvl="4">
-      <w:start w:val="1"/>
-      <w:numFmt w:val="decimal"/>
-      <w:lvlText w:val="%1.%2.%3.%4.%5"/>
-      <w:lvlJc w:val="left"/>
-      <w:pPr>
-        <w:tabs>
-          <w:tab w:val="num" w:pos="0"/>
-        </w:tabs>
-        <w:ind w:left="1008" w:hanging="1008"/>
-      </w:pPr>
-      <w:rPr/>
-    </w:lvl>
-    <w:lvl w:ilvl="5">
-      <w:start w:val="1"/>
-      <w:numFmt w:val="decimal"/>
-      <w:lvlText w:val="%1.%2.%3.%4.%5.%6"/>
-      <w:lvlJc w:val="left"/>
-      <w:pPr>
-        <w:tabs>
-          <w:tab w:val="num" w:pos="0"/>
-        </w:tabs>
-        <w:ind w:left="1152" w:hanging="1152"/>
-      </w:pPr>
-      <w:rPr/>
-    </w:lvl>
-    <w:lvl w:ilvl="6">
-      <w:start w:val="1"/>
-      <w:numFmt w:val="decimal"/>
-      <w:lvlText w:val="%1.%2.%3.%4.%5.%6.%7"/>
-      <w:lvlJc w:val="left"/>
-      <w:pPr>
-        <w:tabs>
-          <w:tab w:val="num" w:pos="0"/>
-        </w:tabs>
-        <w:ind w:left="1296" w:hanging="1296"/>
-      </w:pPr>
-      <w:rPr/>
-    </w:lvl>
-    <w:lvl w:ilvl="7">
-      <w:start w:val="1"/>
-      <w:numFmt w:val="decimal"/>
-      <w:lvlText w:val="%1.%2.%3.%4.%5.%6.%7.%8"/>
-      <w:lvlJc w:val="left"/>
-      <w:pPr>
-        <w:tabs>
-          <w:tab w:val="num" w:pos="0"/>
-        </w:tabs>
-        <w:ind w:left="1440" w:hanging="1440"/>
-      </w:pPr>
-      <w:rPr/>
-    </w:lvl>
-    <w:lvl w:ilvl="8">
-      <w:start w:val="1"/>
-      <w:numFmt w:val="decimal"/>
-      <w:lvlText w:val="%1.%2.%3.%4.%5.%6.%7.%8.%9"/>
-      <w:lvlJc w:val="left"/>
-      <w:pPr>
-        <w:tabs>
-          <w:tab w:val="num" w:pos="0"/>
-        </w:tabs>
-        <w:ind w:left="1584" w:hanging="1584"/>
-      </w:pPr>
-      <w:rPr/>
-    </w:lvl>
-  </w:abstractNum>
-  <w:abstractNum w:abstractNumId="4">
-    <w:lvl w:ilvl="0">
-      <w:start w:val="1"/>
-      <w:numFmt w:val="bullet"/>
-      <w:lvlText w:val="●"/>
-      <w:lvlJc w:val="left"/>
-      <w:pPr>
-        <w:tabs>
-          <w:tab w:val="num" w:pos="0"/>
-        </w:tabs>
-        <w:ind w:left="720" w:hanging="360"/>
-      </w:pPr>
-      <w:rPr>
-        <w:rFonts w:ascii="Noto Sans Symbols" w:hAnsi="Noto Sans Symbols" w:cs="Noto Sans Symbols" w:hint="default"/>
-      </w:rPr>
-    </w:lvl>
-    <w:lvl w:ilvl="1">
-      <w:start w:val="1"/>
-      <w:numFmt w:val="bullet"/>
-      <w:lvlText w:val="o"/>
-      <w:lvlJc w:val="left"/>
-      <w:pPr>
-        <w:tabs>
-          <w:tab w:val="num" w:pos="0"/>
-        </w:tabs>
-        <w:ind w:left="1440" w:hanging="360"/>
-      </w:pPr>
-      <w:rPr>
-        <w:rFonts w:ascii="Courier New" w:hAnsi="Courier New" w:cs="Courier New" w:hint="default"/>
-      </w:rPr>
-    </w:lvl>
-    <w:lvl w:ilvl="2">
-      <w:start w:val="1"/>
-      <w:numFmt w:val="bullet"/>
-      <w:lvlText w:val="▪"/>
-      <w:lvlJc w:val="left"/>
-      <w:pPr>
-        <w:tabs>
-          <w:tab w:val="num" w:pos="0"/>
-        </w:tabs>
-        <w:ind w:left="2160" w:hanging="360"/>
-      </w:pPr>
-      <w:rPr>
-        <w:rFonts w:ascii="Noto Sans Symbols" w:hAnsi="Noto Sans Symbols" w:cs="Noto Sans Symbols" w:hint="default"/>
-      </w:rPr>
-    </w:lvl>
-    <w:lvl w:ilvl="3">
-      <w:start w:val="1"/>
-      <w:numFmt w:val="bullet"/>
-      <w:lvlText w:val="●"/>
-      <w:lvlJc w:val="left"/>
-      <w:pPr>
-        <w:tabs>
-          <w:tab w:val="num" w:pos="0"/>
-        </w:tabs>
-        <w:ind w:left="2880" w:hanging="360"/>
-      </w:pPr>
-      <w:rPr>
-        <w:rFonts w:ascii="Noto Sans Symbols" w:hAnsi="Noto Sans Symbols" w:cs="Noto Sans Symbols" w:hint="default"/>
-      </w:rPr>
-    </w:lvl>
-    <w:lvl w:ilvl="4">
-      <w:start w:val="1"/>
-      <w:numFmt w:val="bullet"/>
-      <w:lvlText w:val="o"/>
-      <w:lvlJc w:val="left"/>
-      <w:pPr>
-        <w:tabs>
-          <w:tab w:val="num" w:pos="0"/>
-        </w:tabs>
-        <w:ind w:left="3600" w:hanging="360"/>
-      </w:pPr>
-      <w:rPr>
-        <w:rFonts w:ascii="Courier New" w:hAnsi="Courier New" w:cs="Courier New" w:hint="default"/>
-      </w:rPr>
-    </w:lvl>
-    <w:lvl w:ilvl="5">
-      <w:start w:val="1"/>
-      <w:numFmt w:val="bullet"/>
-      <w:lvlText w:val="▪"/>
-      <w:lvlJc w:val="left"/>
-      <w:pPr>
-        <w:tabs>
-          <w:tab w:val="num" w:pos="0"/>
-        </w:tabs>
-        <w:ind w:left="4320" w:hanging="360"/>
-      </w:pPr>
-      <w:rPr>
-        <w:rFonts w:ascii="Noto Sans Symbols" w:hAnsi="Noto Sans Symbols" w:cs="Noto Sans Symbols" w:hint="default"/>
-      </w:rPr>
-    </w:lvl>
-    <w:lvl w:ilvl="6">
-      <w:start w:val="1"/>
-      <w:numFmt w:val="bullet"/>
-      <w:lvlText w:val="●"/>
-      <w:lvlJc w:val="left"/>
-      <w:pPr>
-        <w:tabs>
-          <w:tab w:val="num" w:pos="0"/>
-        </w:tabs>
-        <w:ind w:left="5040" w:hanging="360"/>
-      </w:pPr>
-      <w:rPr>
-        <w:rFonts w:ascii="Noto Sans Symbols" w:hAnsi="Noto Sans Symbols" w:cs="Noto Sans Symbols" w:hint="default"/>
-      </w:rPr>
-    </w:lvl>
-    <w:lvl w:ilvl="7">
-      <w:start w:val="1"/>
-      <w:numFmt w:val="bullet"/>
-      <w:lvlText w:val="o"/>
-      <w:lvlJc w:val="left"/>
-      <w:pPr>
-        <w:tabs>
-          <w:tab w:val="num" w:pos="0"/>
-        </w:tabs>
-        <w:ind w:left="5760" w:hanging="360"/>
-      </w:pPr>
-      <w:rPr>
-        <w:rFonts w:ascii="Courier New" w:hAnsi="Courier New" w:cs="Courier New" w:hint="default"/>
-      </w:rPr>
-    </w:lvl>
-    <w:lvl w:ilvl="8">
-      <w:start w:val="1"/>
-      <w:numFmt w:val="bullet"/>
-      <w:lvlText w:val="▪"/>
-      <w:lvlJc w:val="left"/>
-      <w:pPr>
-        <w:tabs>
-          <w:tab w:val="num" w:pos="0"/>
-        </w:tabs>
-        <w:ind w:left="6480" w:hanging="360"/>
-      </w:pPr>
-      <w:rPr>
-        <w:rFonts w:ascii="Noto Sans Symbols" w:hAnsi="Noto Sans Symbols" w:cs="Noto Sans Symbols" w:hint="default"/>
-      </w:rPr>
-    </w:lvl>
-  </w:abstractNum>
-  <w:abstractNum w:abstractNumId="5">
-    <w:lvl w:ilvl="0">
-      <w:start w:val="1"/>
-      <w:numFmt w:val="bullet"/>
-      <w:lvlText w:val="●"/>
-      <w:lvlJc w:val="left"/>
-      <w:pPr>
-        <w:tabs>
-          <w:tab w:val="num" w:pos="0"/>
-        </w:tabs>
-        <w:ind w:left="720" w:hanging="360"/>
-      </w:pPr>
-      <w:rPr>
-        <w:rFonts w:ascii="Noto Sans Symbols" w:hAnsi="Noto Sans Symbols" w:cs="Noto Sans Symbols" w:hint="default"/>
-      </w:rPr>
-    </w:lvl>
-    <w:lvl w:ilvl="1">
-      <w:start w:val="1"/>
-      <w:numFmt w:val="bullet"/>
-      <w:lvlText w:val="o"/>
-      <w:lvlJc w:val="left"/>
-      <w:pPr>
-        <w:tabs>
-          <w:tab w:val="num" w:pos="0"/>
-        </w:tabs>
-        <w:ind w:left="1440" w:hanging="360"/>
-      </w:pPr>
-      <w:rPr>
-        <w:rFonts w:ascii="Courier New" w:hAnsi="Courier New" w:cs="Courier New" w:hint="default"/>
-      </w:rPr>
-    </w:lvl>
-    <w:lvl w:ilvl="2">
-      <w:start w:val="1"/>
-      <w:numFmt w:val="bullet"/>
-      <w:lvlText w:val="▪"/>
-      <w:lvlJc w:val="left"/>
-      <w:pPr>
-        <w:tabs>
-          <w:tab w:val="num" w:pos="0"/>
-        </w:tabs>
-        <w:ind w:left="2160" w:hanging="360"/>
-      </w:pPr>
-      <w:rPr>
-        <w:rFonts w:ascii="Noto Sans Symbols" w:hAnsi="Noto Sans Symbols" w:cs="Noto Sans Symbols" w:hint="default"/>
-      </w:rPr>
-    </w:lvl>
-    <w:lvl w:ilvl="3">
-      <w:start w:val="1"/>
-      <w:numFmt w:val="bullet"/>
-      <w:lvlText w:val="●"/>
-      <w:lvlJc w:val="left"/>
-      <w:pPr>
-        <w:tabs>
-          <w:tab w:val="num" w:pos="0"/>
-        </w:tabs>
-        <w:ind w:left="2880" w:hanging="360"/>
-      </w:pPr>
-      <w:rPr>
-        <w:rFonts w:ascii="Noto Sans Symbols" w:hAnsi="Noto Sans Symbols" w:cs="Noto Sans Symbols" w:hint="default"/>
-      </w:rPr>
-    </w:lvl>
-    <w:lvl w:ilvl="4">
-      <w:start w:val="1"/>
-      <w:numFmt w:val="bullet"/>
-      <w:lvlText w:val="o"/>
-      <w:lvlJc w:val="left"/>
-      <w:pPr>
-        <w:tabs>
-          <w:tab w:val="num" w:pos="0"/>
-        </w:tabs>
-        <w:ind w:left="3600" w:hanging="360"/>
-      </w:pPr>
-      <w:rPr>
-        <w:rFonts w:ascii="Courier New" w:hAnsi="Courier New" w:cs="Courier New" w:hint="default"/>
-      </w:rPr>
-    </w:lvl>
-    <w:lvl w:ilvl="5">
-      <w:start w:val="1"/>
-      <w:numFmt w:val="bullet"/>
-      <w:lvlText w:val="▪"/>
-      <w:lvlJc w:val="left"/>
-      <w:pPr>
-        <w:tabs>
-          <w:tab w:val="num" w:pos="0"/>
-        </w:tabs>
-        <w:ind w:left="4320" w:hanging="360"/>
-      </w:pPr>
-      <w:rPr>
-        <w:rFonts w:ascii="Noto Sans Symbols" w:hAnsi="Noto Sans Symbols" w:cs="Noto Sans Symbols" w:hint="default"/>
-      </w:rPr>
-    </w:lvl>
-    <w:lvl w:ilvl="6">
-      <w:start w:val="1"/>
-      <w:numFmt w:val="bullet"/>
-      <w:lvlText w:val="●"/>
-      <w:lvlJc w:val="left"/>
-      <w:pPr>
-        <w:tabs>
-          <w:tab w:val="num" w:pos="0"/>
-        </w:tabs>
-        <w:ind w:left="5040" w:hanging="360"/>
-      </w:pPr>
-      <w:rPr>
-        <w:rFonts w:ascii="Noto Sans Symbols" w:hAnsi="Noto Sans Symbols" w:cs="Noto Sans Symbols" w:hint="default"/>
-      </w:rPr>
-    </w:lvl>
-    <w:lvl w:ilvl="7">
-      <w:start w:val="1"/>
-      <w:numFmt w:val="bullet"/>
-      <w:lvlText w:val="o"/>
-      <w:lvlJc w:val="left"/>
-      <w:pPr>
-        <w:tabs>
-          <w:tab w:val="num" w:pos="0"/>
-        </w:tabs>
-        <w:ind w:left="5760" w:hanging="360"/>
-      </w:pPr>
-      <w:rPr>
-        <w:rFonts w:ascii="Courier New" w:hAnsi="Courier New" w:cs="Courier New" w:hint="default"/>
-      </w:rPr>
-    </w:lvl>
-    <w:lvl w:ilvl="8">
-      <w:start w:val="1"/>
-      <w:numFmt w:val="bullet"/>
-      <w:lvlText w:val="▪"/>
-      <w:lvlJc w:val="left"/>
-      <w:pPr>
-        <w:tabs>
-          <w:tab w:val="num" w:pos="0"/>
-        </w:tabs>
-        <w:ind w:left="6480" w:hanging="360"/>
-      </w:pPr>
-      <w:rPr>
-        <w:rFonts w:ascii="Noto Sans Symbols" w:hAnsi="Noto Sans Symbols" w:cs="Noto Sans Symbols" w:hint="default"/>
-      </w:rPr>
+        <w:ind w:left="6120" w:hanging="180"/>
+      </w:pPr>
+      <w:rPr/>
     </w:lvl>
   </w:abstractNum>
   <w:abstractNum w:abstractNumId="6">
@@ -3626,20 +3729,20 @@
       <w:lvlJc w:val="left"/>
       <w:pPr>
         <w:tabs>
-          <w:tab w:val="num" w:pos="0"/>
-        </w:tabs>
-        <w:ind w:left="360" w:hanging="360"/>
+          <w:tab w:val="num" w:pos="720"/>
+        </w:tabs>
+        <w:ind w:left="720" w:hanging="360"/>
       </w:pPr>
       <w:rPr/>
     </w:lvl>
     <w:lvl w:ilvl="1">
       <w:start w:val="1"/>
-      <w:numFmt w:val="lowerLetter"/>
+      <w:numFmt w:val="decimal"/>
       <w:lvlText w:val="%2."/>
       <w:lvlJc w:val="left"/>
       <w:pPr>
         <w:tabs>
-          <w:tab w:val="num" w:pos="0"/>
+          <w:tab w:val="num" w:pos="1080"/>
         </w:tabs>
         <w:ind w:left="1080" w:hanging="360"/>
       </w:pPr>
@@ -3647,14 +3750,14 @@
     </w:lvl>
     <w:lvl w:ilvl="2">
       <w:start w:val="1"/>
-      <w:numFmt w:val="lowerRoman"/>
+      <w:numFmt w:val="decimal"/>
       <w:lvlText w:val="%3."/>
-      <w:lvlJc w:val="right"/>
-      <w:pPr>
-        <w:tabs>
-          <w:tab w:val="num" w:pos="0"/>
-        </w:tabs>
-        <w:ind w:left="1800" w:hanging="180"/>
+      <w:lvlJc w:val="left"/>
+      <w:pPr>
+        <w:tabs>
+          <w:tab w:val="num" w:pos="1440"/>
+        </w:tabs>
+        <w:ind w:left="1440" w:hanging="360"/>
       </w:pPr>
       <w:rPr/>
     </w:lvl>
@@ -3665,35 +3768,35 @@
       <w:lvlJc w:val="left"/>
       <w:pPr>
         <w:tabs>
-          <w:tab w:val="num" w:pos="0"/>
+          <w:tab w:val="num" w:pos="1800"/>
+        </w:tabs>
+        <w:ind w:left="1800" w:hanging="360"/>
+      </w:pPr>
+      <w:rPr/>
+    </w:lvl>
+    <w:lvl w:ilvl="4">
+      <w:start w:val="1"/>
+      <w:numFmt w:val="decimal"/>
+      <w:lvlText w:val="%5."/>
+      <w:lvlJc w:val="left"/>
+      <w:pPr>
+        <w:tabs>
+          <w:tab w:val="num" w:pos="2160"/>
+        </w:tabs>
+        <w:ind w:left="2160" w:hanging="360"/>
+      </w:pPr>
+      <w:rPr/>
+    </w:lvl>
+    <w:lvl w:ilvl="5">
+      <w:start w:val="1"/>
+      <w:numFmt w:val="decimal"/>
+      <w:lvlText w:val="%6."/>
+      <w:lvlJc w:val="left"/>
+      <w:pPr>
+        <w:tabs>
+          <w:tab w:val="num" w:pos="2520"/>
         </w:tabs>
         <w:ind w:left="2520" w:hanging="360"/>
-      </w:pPr>
-      <w:rPr/>
-    </w:lvl>
-    <w:lvl w:ilvl="4">
-      <w:start w:val="1"/>
-      <w:numFmt w:val="lowerLetter"/>
-      <w:lvlText w:val="%5."/>
-      <w:lvlJc w:val="left"/>
-      <w:pPr>
-        <w:tabs>
-          <w:tab w:val="num" w:pos="0"/>
-        </w:tabs>
-        <w:ind w:left="3240" w:hanging="360"/>
-      </w:pPr>
-      <w:rPr/>
-    </w:lvl>
-    <w:lvl w:ilvl="5">
-      <w:start w:val="1"/>
-      <w:numFmt w:val="lowerRoman"/>
-      <w:lvlText w:val="%6."/>
-      <w:lvlJc w:val="right"/>
-      <w:pPr>
-        <w:tabs>
-          <w:tab w:val="num" w:pos="0"/>
-        </w:tabs>
-        <w:ind w:left="3960" w:hanging="180"/>
       </w:pPr>
       <w:rPr/>
     </w:lvl>
@@ -3704,40 +3807,159 @@
       <w:lvlJc w:val="left"/>
       <w:pPr>
         <w:tabs>
-          <w:tab w:val="num" w:pos="0"/>
-        </w:tabs>
-        <w:ind w:left="4680" w:hanging="360"/>
+          <w:tab w:val="num" w:pos="2880"/>
+        </w:tabs>
+        <w:ind w:left="2880" w:hanging="360"/>
       </w:pPr>
       <w:rPr/>
     </w:lvl>
     <w:lvl w:ilvl="7">
       <w:start w:val="1"/>
-      <w:numFmt w:val="lowerLetter"/>
+      <w:numFmt w:val="decimal"/>
       <w:lvlText w:val="%8."/>
       <w:lvlJc w:val="left"/>
       <w:pPr>
         <w:tabs>
-          <w:tab w:val="num" w:pos="0"/>
-        </w:tabs>
-        <w:ind w:left="5400" w:hanging="360"/>
+          <w:tab w:val="num" w:pos="3240"/>
+        </w:tabs>
+        <w:ind w:left="3240" w:hanging="360"/>
       </w:pPr>
       <w:rPr/>
     </w:lvl>
     <w:lvl w:ilvl="8">
       <w:start w:val="1"/>
-      <w:numFmt w:val="lowerRoman"/>
+      <w:numFmt w:val="decimal"/>
       <w:lvlText w:val="%9."/>
-      <w:lvlJc w:val="right"/>
-      <w:pPr>
-        <w:tabs>
-          <w:tab w:val="num" w:pos="0"/>
-        </w:tabs>
-        <w:ind w:left="6120" w:hanging="180"/>
+      <w:lvlJc w:val="left"/>
+      <w:pPr>
+        <w:tabs>
+          <w:tab w:val="num" w:pos="3600"/>
+        </w:tabs>
+        <w:ind w:left="3600" w:hanging="360"/>
       </w:pPr>
       <w:rPr/>
     </w:lvl>
   </w:abstractNum>
   <w:abstractNum w:abstractNumId="7">
+    <w:lvl w:ilvl="0">
+      <w:start w:val="1"/>
+      <w:numFmt w:val="decimal"/>
+      <w:lvlText w:val="%1."/>
+      <w:lvlJc w:val="left"/>
+      <w:pPr>
+        <w:tabs>
+          <w:tab w:val="num" w:pos="720"/>
+        </w:tabs>
+        <w:ind w:left="720" w:hanging="360"/>
+      </w:pPr>
+      <w:rPr/>
+    </w:lvl>
+    <w:lvl w:ilvl="1">
+      <w:start w:val="1"/>
+      <w:numFmt w:val="decimal"/>
+      <w:lvlText w:val="%2."/>
+      <w:lvlJc w:val="left"/>
+      <w:pPr>
+        <w:tabs>
+          <w:tab w:val="num" w:pos="1080"/>
+        </w:tabs>
+        <w:ind w:left="1080" w:hanging="360"/>
+      </w:pPr>
+      <w:rPr/>
+    </w:lvl>
+    <w:lvl w:ilvl="2">
+      <w:start w:val="1"/>
+      <w:numFmt w:val="decimal"/>
+      <w:lvlText w:val="%3."/>
+      <w:lvlJc w:val="left"/>
+      <w:pPr>
+        <w:tabs>
+          <w:tab w:val="num" w:pos="1440"/>
+        </w:tabs>
+        <w:ind w:left="1440" w:hanging="360"/>
+      </w:pPr>
+      <w:rPr/>
+    </w:lvl>
+    <w:lvl w:ilvl="3">
+      <w:start w:val="1"/>
+      <w:numFmt w:val="decimal"/>
+      <w:lvlText w:val="%4."/>
+      <w:lvlJc w:val="left"/>
+      <w:pPr>
+        <w:tabs>
+          <w:tab w:val="num" w:pos="1800"/>
+        </w:tabs>
+        <w:ind w:left="1800" w:hanging="360"/>
+      </w:pPr>
+      <w:rPr/>
+    </w:lvl>
+    <w:lvl w:ilvl="4">
+      <w:start w:val="1"/>
+      <w:numFmt w:val="decimal"/>
+      <w:lvlText w:val="%5."/>
+      <w:lvlJc w:val="left"/>
+      <w:pPr>
+        <w:tabs>
+          <w:tab w:val="num" w:pos="2160"/>
+        </w:tabs>
+        <w:ind w:left="2160" w:hanging="360"/>
+      </w:pPr>
+      <w:rPr/>
+    </w:lvl>
+    <w:lvl w:ilvl="5">
+      <w:start w:val="1"/>
+      <w:numFmt w:val="decimal"/>
+      <w:lvlText w:val="%6."/>
+      <w:lvlJc w:val="left"/>
+      <w:pPr>
+        <w:tabs>
+          <w:tab w:val="num" w:pos="2520"/>
+        </w:tabs>
+        <w:ind w:left="2520" w:hanging="360"/>
+      </w:pPr>
+      <w:rPr/>
+    </w:lvl>
+    <w:lvl w:ilvl="6">
+      <w:start w:val="1"/>
+      <w:numFmt w:val="decimal"/>
+      <w:lvlText w:val="%7."/>
+      <w:lvlJc w:val="left"/>
+      <w:pPr>
+        <w:tabs>
+          <w:tab w:val="num" w:pos="2880"/>
+        </w:tabs>
+        <w:ind w:left="2880" w:hanging="360"/>
+      </w:pPr>
+      <w:rPr/>
+    </w:lvl>
+    <w:lvl w:ilvl="7">
+      <w:start w:val="1"/>
+      <w:numFmt w:val="decimal"/>
+      <w:lvlText w:val="%8."/>
+      <w:lvlJc w:val="left"/>
+      <w:pPr>
+        <w:tabs>
+          <w:tab w:val="num" w:pos="3240"/>
+        </w:tabs>
+        <w:ind w:left="3240" w:hanging="360"/>
+      </w:pPr>
+      <w:rPr/>
+    </w:lvl>
+    <w:lvl w:ilvl="8">
+      <w:start w:val="1"/>
+      <w:numFmt w:val="decimal"/>
+      <w:lvlText w:val="%9."/>
+      <w:lvlJc w:val="left"/>
+      <w:pPr>
+        <w:tabs>
+          <w:tab w:val="num" w:pos="3600"/>
+        </w:tabs>
+        <w:ind w:left="3600" w:hanging="360"/>
+      </w:pPr>
+      <w:rPr/>
+    </w:lvl>
+  </w:abstractNum>
+  <w:abstractNum w:abstractNumId="8">
     <w:lvl w:ilvl="0">
       <w:start w:val="1"/>
       <w:numFmt w:val="none"/>
@@ -3876,6 +4098,9 @@
   </w:num>
   <w:num w:numId="7">
     <w:abstractNumId w:val="7"/>
+  </w:num>
+  <w:num w:numId="8">
+    <w:abstractNumId w:val="8"/>
   </w:num>
 </w:numbering>
 </file>
@@ -4417,6 +4642,11 @@
     <w:qFormat/>
     <w:rPr/>
   </w:style>
+  <w:style w:type="character" w:styleId="Smbolosdenumerao">
+    <w:name w:val="Símbolos de numeração"/>
+    <w:qFormat/>
+    <w:rPr/>
+  </w:style>
   <w:style w:type="paragraph" w:styleId="Ttulo">
     <w:name w:val="Título"/>
     <w:basedOn w:val="Normal"/>
